--- a/docx/208.Xóa thông báo cá nhân_SRS_AI_Generated.docx
+++ b/docx/208.Xóa thông báo cá nhân_SRS_AI_Generated.docx
@@ -170,7 +170,7 @@
         </w:numPr>
       </w:pPr>
       <w:r>
-        <w:t xml:space="preserve">Chức năng thực hiện từ: context menu trong danh sách (UC203), trang chi tiết (UC205), hoặc thao tác hàng loạt với checkbox.</w:t>
+        <w:t xml:space="preserve">Chức năng thực hiện từ: context menu trong danh sách (UC203), trang chi tiết (UC205), hoặc thao tác hàng loạt với hộp kiểm.</w:t>
       </w:r>
     </w:p>
     <w:p>
@@ -487,7 +487,7 @@
                 <w:sz w:val="18"/>
                 <w:szCs w:val="18"/>
               </w:rPr>
-              <w:t xml:space="preserve">Trong dropdown menu "..." của mỗi row thông báo, mục "🗑 Xóa thông báo" nằm cuối danh sách, màu đỏ #E53E3E để phân biệt với các action thông thường. Icon thùng rác bên trái.</w:t>
+              <w:t xml:space="preserve">Trong danh sách thả xuống menu "..." của mỗi row thông báo, mục "🗑 Xóa thông báo" nằm cuối danh sách, màu đỏ #E53E3E để phân biệt với các action thông thường. biểu tượng thùng rác bên trái.</w:t>
             </w:r>
           </w:p>
         </w:tc>
@@ -697,7 +697,7 @@
                 <w:sz w:val="18"/>
                 <w:szCs w:val="18"/>
               </w:rPr>
-              <w:t xml:space="preserve">Khi chọn ≥ 1 thông báo bằng checkbox, thanh toolbar có nút "🗑 Xóa đã chọn" màu đỏ ở cuối toolbar.</w:t>
+              <w:t xml:space="preserve">Khi chọn ≥ 1 thông báo bằng hộp kiểm, thanh toolbar có nút "🗑 Xóa đã chọn" màu đỏ ở cuối toolbar.</w:t>
             </w:r>
           </w:p>
         </w:tc>
@@ -802,7 +802,7 @@
                 <w:sz w:val="18"/>
                 <w:szCs w:val="18"/>
               </w:rPr>
-              <w:t xml:space="preserve">Modal xuất hiện khi click "Xóa thông báo". Nội dung: Icon cảnh báo ⚠️ + Tiêu đề "Xóa thông báo?" + Mô tả "Bạn có chắc muốn xóa thông báo này? Thao tác này không thể hoàn tác." + 2 nút: [Hủy] (outline xám) và [Xóa] (đặc đỏ #E53E3E).</w:t>
+              <w:t xml:space="preserve">hộp thoại xuất hiện khi click "Xóa thông báo". Nội dung: biểu tượng cảnh báo ⚠️ + Tiêu đề "Xóa thông báo?" + Mô tả "Bạn có chắc muốn xóa thông báo này? Thao tác này không thể hoàn tác." + 2 nút: [Hủy] (outline xám) và [Xóa] (đặc đỏ #E53E3E).</w:t>
             </w:r>
           </w:p>
         </w:tc>
@@ -907,7 +907,7 @@
                 <w:sz w:val="18"/>
                 <w:szCs w:val="18"/>
               </w:rPr>
-              <w:t xml:space="preserve">Modal tương tự nhưng nội dung khác: "Bạn có chắc muốn xóa </w:t>
+              <w:t xml:space="preserve">hộp thoại tương tự nhưng nội dung khác: "Bạn có chắc muốn xóa </w:t>
             </w:r>
             <w:r>
               <w:rPr>
@@ -1028,7 +1028,7 @@
                 <w:sz w:val="18"/>
                 <w:szCs w:val="18"/>
               </w:rPr>
-              <w:t xml:space="preserve">Sau xóa thành công: toast "Đã xóa thông báo" (xóa 1) hoặc "Đã xóa X thông báo" (xóa nhiều). Màu đỏ nhạt hoặc xanh thành công tùy thiết kế. Biến mất sau 3 giây.</w:t>
+              <w:t xml:space="preserve">Sau xóa thành công: thông báo nhỏ "Đã xóa thông báo" (xóa 1) hoặc "Đã xóa X thông báo" (xóa nhiều). Màu đỏ nhạt hoặc xanh thành công tùy thiết kế. Biến mất sau 3 giây.</w:t>
             </w:r>
           </w:p>
         </w:tc>
@@ -1257,7 +1257,7 @@
                 <w:sz w:val="18"/>
                 <w:szCs w:val="18"/>
               </w:rPr>
-              <w:t xml:space="preserve">Hover row → click "..." → click "🗑 Xóa thông báo" → Confirmation Dialog xuất hiện → [Hủy]: đóng dialog, không làm gì → [Xóa]: gọi API DELETE </w:t>
+              <w:t xml:space="preserve">rê chuột row → click "..." → click "🗑 Xóa thông báo" → Confirmation hộp thoại xuất hiện → [Hủy]: đóng hộp thoại, không làm gì → [Xóa]: gọi API DELETE </w:t>
             </w:r>
             <w:r>
               <w:rPr>
@@ -1272,7 +1272,7 @@
                 <w:sz w:val="18"/>
                 <w:szCs w:val="18"/>
               </w:rPr>
-              <w:t xml:space="preserve"> → xóa item khỏi danh sách với animation fade-out + collapse (height 0) → cập nhật tổng số thông báo → toast thành công. Nếu API lỗi: toast lỗi "Không thể xóa thông báo. Vui lòng thử lại."</w:t>
+              <w:t xml:space="preserve"> → xóa item khỏi danh sách với animation fade-out + thu gọn (height 0) → cập nhật tổng số thông báo → thông báo nhỏ thành công. Nếu API lỗi: thông báo nhỏ lỗi "Không thể xóa thông báo. Vui lòng thử lại."</w:t>
             </w:r>
           </w:p>
         </w:tc>
@@ -1357,7 +1357,7 @@
                 <w:sz w:val="18"/>
                 <w:szCs w:val="18"/>
               </w:rPr>
-              <w:t xml:space="preserve">Chọn nhiều thông báo → click "Xóa đã chọn" → Confirmation Dialog hàng loạt → [Xóa X thông báo] → gọi API DELETE </w:t>
+              <w:t xml:space="preserve">Chọn nhiều thông báo → click "Xóa đã chọn" → Confirmation hộp thoại hàng loạt → [Xóa X thông báo] → gọi API DELETE </w:t>
             </w:r>
             <w:r>
               <w:rPr>
@@ -1387,7 +1387,7 @@
                 <w:sz w:val="18"/>
                 <w:szCs w:val="18"/>
               </w:rPr>
-              <w:t xml:space="preserve"> → xóa tất cả item đã chọn → bỏ chọn → cập nhật tổng → toast thành công.</w:t>
+              <w:t xml:space="preserve"> → xóa tất cả item đã chọn → bỏ chọn → cập nhật tổng → thông báo nhỏ thành công.</w:t>
             </w:r>
           </w:p>
         </w:tc>
@@ -1472,7 +1472,7 @@
                 <w:sz w:val="18"/>
                 <w:szCs w:val="18"/>
               </w:rPr>
-              <w:t xml:space="preserve">Swipe trái ≥ 80px → hiện nút [Xóa] đỏ → click nút [Xóa] → Confirmation Dialog → confirm → xóa.</w:t>
+              <w:t xml:space="preserve">Swipe trái ≥ 80px → hiện nút [Xóa] đỏ → click nút [Xóa] → Confirmation hộp thoại → confirm → xóa.</w:t>
             </w:r>
           </w:p>
         </w:tc>
@@ -1557,7 +1557,7 @@
                 <w:sz w:val="18"/>
                 <w:szCs w:val="18"/>
               </w:rPr>
-              <w:t xml:space="preserve">Xem UC205.MH02 - Action Bar. Click "Xóa thông báo" → Confirmation Dialog → confirm → xóa → quay về danh sách → toast.</w:t>
+              <w:t xml:space="preserve">Xem UC205.MH02 - Action Bar. Click "Xóa thông báo" → Confirmation hộp thoại → confirm → xóa → quay về danh sách → thông báo nhỏ.</w:t>
             </w:r>
           </w:p>
         </w:tc>
@@ -1701,7 +1701,7 @@
     </w:p>
     <w:p>
       <w:r>
-        <w:t xml:space="preserve">Modal xác nhận xuất hiện ở giữa màn hình với overlay tối phía sau. Thiết kế tập trung vào sự rõ ràng và phòng ngừa xóa nhầm.</w:t>
+        <w:t xml:space="preserve">hộp thoại xác nhận xuất hiện ở giữa màn hình với overlay tối phía sau. Thiết kế tập trung vào sự rõ ràng và phòng ngừa xóa nhầm.</w:t>
       </w:r>
     </w:p>
     <w:p>
@@ -1967,7 +1967,7 @@
                 <w:sz w:val="18"/>
                 <w:szCs w:val="18"/>
               </w:rPr>
-              <w:t xml:space="preserve">Nền mờ tối rgba(0,0,0,0.5) phủ toàn màn hình phía sau modal. Click vào backdrop = click [Hủy].</w:t>
+              <w:t xml:space="preserve">Nền mờ tối rgba(0,0,0,0.5) phủ toàn màn hình phía sau hộp thoại. Click vào backdrop = click [Hủy].</w:t>
             </w:r>
           </w:p>
         </w:tc>
@@ -2072,7 +2072,7 @@
                 <w:sz w:val="18"/>
                 <w:szCs w:val="18"/>
               </w:rPr>
-              <w:t xml:space="preserve">Icon ⚠️ hoặc icon thùng rác lớn 40px màu đỏ #E53E3E ở đầu modal.</w:t>
+              <w:t xml:space="preserve">biểu tượng ⚠️ hoặc biểu tượng thùng rác lớn 40px màu đỏ #E53E3E ở đầu hộp thoại.</w:t>
             </w:r>
           </w:p>
         </w:tc>
@@ -2403,7 +2403,7 @@
                 <w:sz w:val="18"/>
                 <w:szCs w:val="18"/>
               </w:rPr>
-              <w:t xml:space="preserve">(Tùy chọn) Khi xóa 1 thông báo: hiển thị preview nhỏ (icon + tiêu đề rút gọn) để người dùng xác nhận đúng thông báo.</w:t>
+              <w:t xml:space="preserve">(Tùy chọn) Khi xóa 1 thông báo: hiển thị preview nhỏ (biểu tượng + tiêu đề rút gọn) để người dùng xác nhận đúng thông báo.</w:t>
             </w:r>
           </w:p>
         </w:tc>
@@ -2613,7 +2613,7 @@
                 <w:sz w:val="18"/>
                 <w:szCs w:val="18"/>
               </w:rPr>
-              <w:t xml:space="preserve">Nút đặc đỏ #E53E3E, nằm bên phải. Text "Xóa" (1 item) hoặc "Xóa X thông báo" (nhiều item). Khi click: disabled button + spinner nhỏ trong khi chờ API.</w:t>
+              <w:t xml:space="preserve">Nút đặc đỏ #E53E3E, nằm bên phải. Text "Xóa" (1 item) hoặc "Xóa X thông báo" (nhiều item). Khi click: disabled nút + spinner nhỏ trong khi chờ API.</w:t>
             </w:r>
           </w:p>
         </w:tc>
@@ -2842,7 +2842,7 @@
                 <w:sz w:val="18"/>
                 <w:szCs w:val="18"/>
               </w:rPr>
-              <w:t xml:space="preserve">Click [Hủy] hoặc ESC hoặc click backdrop → đóng modal, không xóa, quay về trạng thái trước.</w:t>
+              <w:t xml:space="preserve">Click [Hủy] hoặc ESC hoặc click backdrop → đóng hộp thoại, không xóa, quay về trạng thái trước.</w:t>
             </w:r>
           </w:p>
         </w:tc>
@@ -2927,7 +2927,7 @@
                 <w:sz w:val="18"/>
                 <w:szCs w:val="18"/>
               </w:rPr>
-              <w:t xml:space="preserve">Click [Xóa] → disable nút + hiện loading spinner → gọi API → đóng modal → xóa item khỏi UI → toast thành công.</w:t>
+              <w:t xml:space="preserve">Click [Xóa] → disable nút + hiện loading spinner → gọi API → đóng hộp thoại → xóa item khỏi UI → thông báo nhỏ thành công.</w:t>
             </w:r>
           </w:p>
         </w:tc>
